--- a/bank/task_10/variant_32.docx
+++ b/bank/task_10/variant_32.docx
@@ -5,33 +5,43 @@
     <w:p>
       <w:pPr>
         <w:rPr>
-          <w:sz w:val="24"/>
+          <w:rFonts w:eastAsia="Times New Roman"/>
+          <w:bCs/>
+          <w:szCs w:val="28"/>
+          <w:lang w:eastAsia="ru-RU"/>
         </w:rPr>
       </w:pPr>
       <w:r>
         <w:rPr>
-          <w:rFonts w:ascii="Cambria Math" w:eastAsia="Times New Roman" w:hAnsi="Cambria Math" w:cs="Segoe UI"/>
+          <w:rFonts w:eastAsia="Times New Roman"/>
           <w:bCs/>
-          <w:sz w:val="24"/>
           <w:szCs w:val="28"/>
           <w:lang w:eastAsia="ru-RU"/>
         </w:rPr>
-        <w:t xml:space="preserve">Задание 10. (64) </w:t>
+        <w:t>Задание 10. (64)</w:t>
       </w:r>
       <w:r>
         <w:rPr>
-          <w:rFonts w:ascii="Cambria Math" w:eastAsia="Times New Roman" w:hAnsi="Cambria Math" w:cs="Segoe UI"/>
-          <w:sz w:val="24"/>
+          <w:rFonts w:eastAsia="Times New Roman"/>
+          <w:bCs/>
           <w:szCs w:val="28"/>
           <w:lang w:eastAsia="ru-RU"/>
         </w:rPr>
-        <w:br/>
+        <w:t xml:space="preserve"> </w:t>
+      </w:r>
+    </w:p>
+    <w:p>
+      <w:r>
+        <w:rPr>
+          <w:rFonts w:eastAsia="Times New Roman"/>
+          <w:szCs w:val="28"/>
+          <w:lang w:eastAsia="ru-RU"/>
+        </w:rPr>
         <w:t>Человек, рост которого равен 1,8 м, стоит на расстоянии 16 м от уличного фонаря. При этом длина тени человека равна 9 м. Определите высоту фонаря (в метрах).</w:t>
       </w:r>
       <w:r>
         <w:rPr>
-          <w:rFonts w:ascii="Cambria Math" w:eastAsia="Times New Roman" w:hAnsi="Cambria Math" w:cs="Segoe UI"/>
-          <w:sz w:val="24"/>
+          <w:rFonts w:eastAsia="Times New Roman"/>
           <w:szCs w:val="28"/>
           <w:lang w:eastAsia="ru-RU"/>
         </w:rPr>
@@ -39,8 +49,7 @@
       </w:r>
       <w:r>
         <w:rPr>
-          <w:rFonts w:ascii="Cambria Math" w:eastAsia="Times New Roman" w:hAnsi="Cambria Math" w:cs="Segoe UI"/>
-          <w:sz w:val="24"/>
+          <w:rFonts w:eastAsia="Times New Roman"/>
           <w:szCs w:val="28"/>
           <w:lang w:eastAsia="ru-RU"/>
         </w:rPr>
@@ -49,11 +58,10 @@
       <w:r>
         <w:rPr>
           <w:noProof/>
-          <w:sz w:val="24"/>
         </w:rPr>
         <w:drawing>
-          <wp:inline distT="0" distB="0" distL="0" distR="0" wp14:anchorId="0C0A80A8" wp14:editId="09F651D3">
-            <wp:extent cx="5685714" cy="1409524"/>
+          <wp:inline distT="0" distB="0" distL="0" distR="0" wp14:anchorId="16444E4E" wp14:editId="0CEA48BE">
+            <wp:extent cx="4762500" cy="1180654"/>
             <wp:effectExtent l="0" t="0" r="0" b="635"/>
             <wp:docPr id="32" name="Рисунок 32"/>
             <wp:cNvGraphicFramePr>
@@ -75,7 +83,7 @@
                   <pic:spPr>
                     <a:xfrm>
                       <a:off x="0" y="0"/>
-                      <a:ext cx="5685714" cy="1409524"/>
+                      <a:ext cx="4798370" cy="1189546"/>
                     </a:xfrm>
                     <a:prstGeom prst="rect">
                       <a:avLst/>
@@ -89,8 +97,7 @@
       </w:r>
       <w:r>
         <w:rPr>
-          <w:rFonts w:ascii="Cambria Math" w:eastAsia="Times New Roman" w:hAnsi="Cambria Math" w:cs="Segoe UI"/>
-          <w:sz w:val="24"/>
+          <w:rFonts w:eastAsia="Times New Roman"/>
           <w:szCs w:val="28"/>
           <w:lang w:eastAsia="ru-RU"/>
         </w:rPr>
@@ -99,7 +106,7 @@
     </w:p>
     <w:sectPr>
       <w:pgSz w:w="11906" w:h="16838"/>
-      <w:pgMar w:top="1134" w:right="850" w:bottom="1134" w:left="1701" w:header="708" w:footer="708" w:gutter="0"/>
+      <w:pgMar w:top="850" w:right="850" w:bottom="850" w:left="850" w:header="708" w:footer="708" w:gutter="0"/>
       <w:cols w:space="708"/>
       <w:docGrid w:linePitch="360"/>
     </w:sectPr>
@@ -505,6 +512,14 @@
   <w:style w:type="paragraph" w:default="1" w:styleId="a">
     <w:name w:val="Normal"/>
     <w:qFormat/>
+    <w:pPr>
+      <w:spacing w:after="0" w:line="240" w:lineRule="auto"/>
+      <w:jc w:val="both"/>
+    </w:pPr>
+    <w:rPr>
+      <w:rFonts w:ascii="Times New Roman" w:hAnsi="Times New Roman" w:cs="Times New Roman"/>
+      <w:sz w:val="24"/>
+    </w:rPr>
   </w:style>
   <w:style w:type="character" w:default="1" w:styleId="a0">
     <w:name w:val="Default Paragraph Font"/>
